--- a/Мавзу2/039.docx
+++ b/Мавзу2/039.docx
@@ -13,7 +13,7 @@
           <w:b/>
           <w:sz w:val="32"/>
         </w:rPr>
-        <w:t>39. Infeksion kasallikning aholi orasida tarqalish formalari.</w:t>
+        <w:t>39. Infektsion kasallikning aholi orasida tarqalish formalari.</w:t>
       </w:r>
     </w:p>
     <w:p>
